--- a/tillsyn/A 18146-2023 tillsynsbegäran.docx
+++ b/tillsyn/A 18146-2023 tillsynsbegäran.docx
@@ -513,7 +513,7 @@
     <w:r>
       <w:tab/>
       <w:tab/>
-      <w:t>2026-06-18</w:t>
+      <w:t>2026-06-19</w:t>
       <w:br/>
       <w:br/>
     </w:r>

--- a/tillsyn/A 18146-2023 tillsynsbegäran.docx
+++ b/tillsyn/A 18146-2023 tillsynsbegäran.docx
@@ -513,7 +513,7 @@
     <w:r>
       <w:tab/>
       <w:tab/>
-      <w:t>2026-06-19</w:t>
+      <w:t>2026-06-20</w:t>
       <w:br/>
       <w:br/>
     </w:r>

--- a/tillsyn/A 18146-2023 tillsynsbegäran.docx
+++ b/tillsyn/A 18146-2023 tillsynsbegäran.docx
@@ -12,10 +12,7 @@
     </w:p>
     <w:p>
       <w:r>
-        <w:t>Detta dokument behandlar höga naturvärden i avverkningsanmälan A 18146-2023 i Hallsbergs kommun som inkom 2023-04-24 och omfattar 31,3 ha.</w:t>
-      </w:r>
-      <w:r>
-        <w:t xml:space="preserve"> I Figur 1 visas fyndplatser för naturvårdsarter i området, som finns registrerade på Artportalen.</w:t>
+        <w:t>Denna tillsynsbegäran behandlar höga naturvärden i avverkningsanmälan A 18146-2023 i Hallsbergs kommun som inkom 2023-04-24 och omfattar 31,3 ha.</w:t>
       </w:r>
     </w:p>
     <w:p>
@@ -63,7 +60,20 @@
         <w:spacing w:after="240"/>
       </w:pPr>
       <w:r>
-        <w:t>Figur 1. Fyndplatser för naturvårdsarter inom 15 meter från avverkningsanmälan (röd linje). Inom parentes anges rödlistekategorier, S för signalarter, Tför typiska arter och fridlysningsparagrafer i artskyddsförordningen.Markörer utan svart kant är placerade på fyndplatsen. Markörer med svart kant är placerade vid sidan av fyndplatsen och har ett svart streck som visar fyndplatsens exakta position. Kartans mittpunktskoordinat är N 6541754, E 494425 i SWEREF 99 TM.</w:t>
+        <w:t>Figur 1. Fyndplatser för naturvårdsarter inom 15 meter från avverkningsanmälan. Markörer utan svart kant är placerade på fyndplatsen. Markörer med svart kant är placerade vid sidan av fyndplatsen har ett svart streck som visar fyndplatsens exakta position. Kartans mittpunktskoordinat är N 6541754, E 494425 i SWEREF 99 TM.</w:t>
+      </w:r>
+    </w:p>
+    <w:p>
+      <w:r>
+        <w:t>Inom 15 meter från avverkningsanmälan finns fynd av 4 naturvårdsarter, varav 2 är rödlistade och 4 är fridlysta: nordfladdermus (NT, §4a), talltita (NT, §4), större brunfladdermus (§4a) och vattenfladdermus (§4a). Se Figur 1.</w:t>
+      </w:r>
+    </w:p>
+    <w:p>
+      <w:pPr>
+        <w:pStyle w:val="Heading1"/>
+      </w:pPr>
+      <w:r>
+        <w:t>Tillsynsbegäran</w:t>
       </w:r>
     </w:p>
     <w:p>
@@ -77,53 +87,16 @@
       </w:r>
     </w:p>
     <w:p>
-      <w:r>
-        <w:t>Nedan beskrivs fynd av naturvårdsarter och fridlysta arter som gjorts i det avverkningsanmälda området. I BILAGA 1 finns artfakta om fridlysta arter.</w:t>
-      </w:r>
-    </w:p>
-    <w:p>
       <w:pPr>
         <w:pStyle w:val="Heading1"/>
       </w:pPr>
       <w:r>
-        <w:t>Naturvårdsarter</w:t>
+        <w:t>Naturvårdsarter och fridlysta arter</w:t>
       </w:r>
     </w:p>
     <w:p>
       <w:r>
-        <w:t>Inom 15 meter från avverkningsanmälan har följande 4 naturvårdsarter hittats: nordfladdermus (NT, §4a), talltita (NT, §4), större brunfladdermus (§4a) och vattenfladdermus (§4a). Av dessa är 2 rödlistade. För rödlistade arter har rödlistekategorin angivits inom parentes. För fridlysta arter anges även paragrafen i Artskyddsförordningen som arten är fridlyst enligt.</w:t>
-      </w:r>
-    </w:p>
-    <w:p>
-      <w:r>
-        <w:t>De påträffade naturvårdsarterna är ett tydligt kvitto på att det rör sig om en skog med höga naturvärden.</w:t>
-      </w:r>
-    </w:p>
-    <w:p>
-      <w:pPr>
-        <w:pStyle w:val="Heading2"/>
-      </w:pPr>
-      <w:r>
-        <w:t>Fridlysta arter</w:t>
-      </w:r>
-    </w:p>
-    <w:p>
-      <w:r>
-        <w:t>Följande fridlysta arter har sina livsmiljöer och växtplatser i den avverkningsanmälda skogen: nordfladdermus (NT, §4a), talltita (NT, §4), större brunfladdermus (§4a) och vattenfladdermus (§4a).</w:t>
-      </w:r>
-    </w:p>
-    <w:p>
-      <w:r>
-        <w:t xml:space="preserve">Observera att medlemsländerna är skyldiga att agera i enlighet med EU:s fågeldirektiv där det uttryckligen står att direktivet gäller för fåglar samt för deras ägg, bon och </w:t>
-      </w:r>
-      <w:r>
-        <w:rPr>
-          <w:b/>
-        </w:rPr>
-        <w:t xml:space="preserve">livsmiljöer </w:t>
-      </w:r>
-      <w:r>
-        <w:t>(artikel 1). Vidare att de åtgärder som vidtas inte får leda till en försämring av den nuvarande situationen beträffande bevarandet av de fågelarter som avses i artikel 1 (artikel 13). Fågeldirektivet är styrande för tillsynsansvariga myndigheters ärendehantering, ställningstaganden och beslutsfattande.</w:t>
+        <w:t>Nedan följer beskrivningar av de naturvårdsarter och fridlysta arter som har sina livsmiljöer och växtplatser i den avverkningsanmälda skogen. Se även ytterligare artfakta i BILAGA 1. De påträffade naturvårdsarterna är ett tydligt kvitto på att det rör sig om en skog med höga naturvärden.</w:t>
       </w:r>
     </w:p>
     <w:p>
@@ -142,10 +115,10 @@
         <w:rPr>
           <w:b/>
         </w:rPr>
-        <w:t>Större brunfladdermus (§4a)</w:t>
+        <w:t>Talltita (NT, §4)</w:t>
       </w:r>
       <w:r>
-        <w:t xml:space="preserve"> omfattas av bilaga 4 EU:s art- och habitatdirektiv vilket innebär ett strikt skydd där arten och dess livsmiljöer ska bevaras. Den lever huvudsakligen i större skogsområden med gamla lövträdsbestånd, där den jagar i alla typer av öppna och halvöppna miljöer, ofta över stora sjöar och vattendrag, strandängar, betes- och slåttermarker. Under året utnyttjar fladdermössen många olika miljöer och ett effektivt bevarandearbete måste därför utgå från ett landskapsekologiskt perspektiv. Den viktigaste faktorn för om fladdermössen ska kunna leva i ett område är tillgången på föda i form av nattaktiva insekter. Ett bra hemområde måste erbjuda god födotillgång under hela aktivitetsperioden. Åtgärder som bevarar och gynnar en hög insektsproduktion är därför centrala. I ett varierat landskap med hög andel äldre lövträd, småvatten, sumpskogar, öppna våtmarker, ängar och betesmarker avlöser olika insektsgrupper varandra vilket gör att det hela tiden finns tillräckligt med föda. Gamla träd med grov bark, skador, håligheter eller döda delar bör lämnas och yngre träd (efterträdare) tillåtas finnas kvar och åldras för att säkra framtida förekomst av lämpliga yngelmiljöer. Övervintringsplatser måste skyddas effektivt från störningar (SLU Artdatabanken, 2024).</w:t>
+        <w:t>, rödlistad som nära hotad och prioriterad art i Skogsvårdslagen, har häckningsrevir i anmälan. Arten har minskat kraftigt de senaste 30 åren och minskningstakten innevarande 10-årsperiod beräknas till 20 (10–30) %. Talltitan är synnerligen trogen sitt cirka 15 hektar stora revir och är beroende av flerskiktade olikåldriga skogar för att kunna föda upp sina ungar. Talltitan försvinner om dess livsmiljö kalavverkas (Eggers &amp; Low, 2014; Ekman, 1979; Griesser et al, 2007; Klein, 2020; Siffczyk et al, 2003; SLU Artdatabanken, 2021).</w:t>
       </w:r>
     </w:p>
     <w:p>
@@ -153,10 +126,10 @@
         <w:rPr>
           <w:b/>
         </w:rPr>
-        <w:t>Talltita (NT, §4)</w:t>
+        <w:t>Större brunfladdermus (§4a)</w:t>
       </w:r>
       <w:r>
-        <w:t>, rödlistad som nära hotad och prioriterad art i Skogsvårdslagen, har häckningsrevir i anmälan. Arten har minskat kraftigt de senaste 30 åren och minskningstakten innevarande 10-årsperiod beräknas till 20 (10–30) %. Talltitan är synnerligen trogen sitt cirka 15 hektar stora revir och är beroende av flerskiktade olikåldriga skogar för att kunna föda upp sina ungar. Talltitan försvinner om dess livsmiljö kalavverkas (Eggers &amp; Low, 2014; Ekman, 1979; Griesser et al, 2007; Klein, 2020; Siffczyk et al, 2003; SLU Artdatabanken, 2021).</w:t>
+        <w:t xml:space="preserve"> omfattas av bilaga 4 EU:s art- och habitatdirektiv vilket innebär ett strikt skydd där arten och dess livsmiljöer ska bevaras. Den lever huvudsakligen i större skogsområden med gamla lövträdsbestånd, där den jagar i alla typer av öppna och halvöppna miljöer, ofta över stora sjöar och vattendrag, strandängar, betes- och slåttermarker. Under året utnyttjar fladdermössen många olika miljöer och ett effektivt bevarandearbete måste därför utgå från ett landskapsekologiskt perspektiv. Den viktigaste faktorn för om fladdermössen ska kunna leva i ett område är tillgången på föda i form av nattaktiva insekter. Ett bra hemområde måste erbjuda god födotillgång under hela aktivitetsperioden. Åtgärder som bevarar och gynnar en hög insektsproduktion är därför centrala. I ett varierat landskap med hög andel äldre lövträd, småvatten, sumpskogar, öppna våtmarker, ängar och betesmarker avlöser olika insektsgrupper varandra vilket gör att det hela tiden finns tillräckligt med föda. Gamla träd med grov bark, skador, håligheter eller döda delar bör lämnas och yngre träd (efterträdare) tillåtas finnas kvar och åldras för att säkra framtida förekomst av lämpliga yngelmiljöer. Övervintringsplatser måste skyddas effektivt från störningar (SLU Artdatabanken, 2024).</w:t>
       </w:r>
     </w:p>
     <w:p>
@@ -189,8 +162,25 @@
       </w:r>
     </w:p>
     <w:p>
+      <w:pPr>
+        <w:pStyle w:val="Heading1"/>
+      </w:pPr>
       <w:r>
-        <w:t>I BILAGA 1 finns mer detaljerad information om ekologi samt krav på livsmiljö hos fridlysta arter.</w:t>
+        <w:t>EU:s fågeldirektiv</w:t>
+      </w:r>
+    </w:p>
+    <w:p>
+      <w:r>
+        <w:t xml:space="preserve">Europeiska unionens medlemsländer är skyldiga att agera i enlighet med EU:s fågeldirektiv där det uttryckligen står att direktivet gäller för fåglar samt för deras ägg, bon och </w:t>
+      </w:r>
+      <w:r>
+        <w:rPr>
+          <w:b/>
+        </w:rPr>
+        <w:t xml:space="preserve">livsmiljöer </w:t>
+      </w:r>
+      <w:r>
+        <w:t>(artikel 1). Vidare att de åtgärder som vidtas inte får leda till en försämring av den nuvarande situationen beträffande bevarandet av de fågelarter som avses i artikel 1 (artikel 13). Fågeldirektivet är styrande för tillsynsansvariga myndigheters ärendehantering, ställningstaganden och beslutsfattande.</w:t>
       </w:r>
     </w:p>
     <w:p>
@@ -513,7 +503,7 @@
     <w:r>
       <w:tab/>
       <w:tab/>
-      <w:t>2026-06-20</w:t>
+      <w:t>2026-06-21</w:t>
       <w:br/>
       <w:br/>
     </w:r>

--- a/tillsyn/A 18146-2023 tillsynsbegäran.docx
+++ b/tillsyn/A 18146-2023 tillsynsbegäran.docx
@@ -503,7 +503,7 @@
     <w:r>
       <w:tab/>
       <w:tab/>
-      <w:t>2026-06-21</w:t>
+      <w:t>2026-06-22</w:t>
       <w:br/>
       <w:br/>
     </w:r>

--- a/tillsyn/A 18146-2023 tillsynsbegäran.docx
+++ b/tillsyn/A 18146-2023 tillsynsbegäran.docx
@@ -503,7 +503,7 @@
     <w:r>
       <w:tab/>
       <w:tab/>
-      <w:t>2026-06-22</w:t>
+      <w:t>2026-06-23</w:t>
       <w:br/>
       <w:br/>
     </w:r>

--- a/tillsyn/A 18146-2023 tillsynsbegäran.docx
+++ b/tillsyn/A 18146-2023 tillsynsbegäran.docx
@@ -503,7 +503,7 @@
     <w:r>
       <w:tab/>
       <w:tab/>
-      <w:t>2026-06-23</w:t>
+      <w:t>2026-06-24</w:t>
       <w:br/>
       <w:br/>
     </w:r>

--- a/tillsyn/A 18146-2023 tillsynsbegäran.docx
+++ b/tillsyn/A 18146-2023 tillsynsbegäran.docx
@@ -503,7 +503,7 @@
     <w:r>
       <w:tab/>
       <w:tab/>
-      <w:t>2026-06-24</w:t>
+      <w:t>2026-06-25</w:t>
       <w:br/>
       <w:br/>
     </w:r>

--- a/tillsyn/A 18146-2023 tillsynsbegäran.docx
+++ b/tillsyn/A 18146-2023 tillsynsbegäran.docx
@@ -503,7 +503,7 @@
     <w:r>
       <w:tab/>
       <w:tab/>
-      <w:t>2026-06-25</w:t>
+      <w:t>2026-06-26</w:t>
       <w:br/>
       <w:br/>
     </w:r>

--- a/tillsyn/A 18146-2023 tillsynsbegäran.docx
+++ b/tillsyn/A 18146-2023 tillsynsbegäran.docx
@@ -503,7 +503,7 @@
     <w:r>
       <w:tab/>
       <w:tab/>
-      <w:t>2026-06-26</w:t>
+      <w:t>2026-06-27</w:t>
       <w:br/>
       <w:br/>
     </w:r>

--- a/tillsyn/A 18146-2023 tillsynsbegäran.docx
+++ b/tillsyn/A 18146-2023 tillsynsbegäran.docx
@@ -503,7 +503,7 @@
     <w:r>
       <w:tab/>
       <w:tab/>
-      <w:t>2026-06-27</w:t>
+      <w:t>2026-06-28</w:t>
       <w:br/>
       <w:br/>
     </w:r>

--- a/tillsyn/A 18146-2023 tillsynsbegäran.docx
+++ b/tillsyn/A 18146-2023 tillsynsbegäran.docx
@@ -503,7 +503,7 @@
     <w:r>
       <w:tab/>
       <w:tab/>
-      <w:t>2026-06-28</w:t>
+      <w:t>2026-06-29</w:t>
       <w:br/>
       <w:br/>
     </w:r>

--- a/tillsyn/A 18146-2023 tillsynsbegäran.docx
+++ b/tillsyn/A 18146-2023 tillsynsbegäran.docx
@@ -503,7 +503,7 @@
     <w:r>
       <w:tab/>
       <w:tab/>
-      <w:t>2026-06-29</w:t>
+      <w:t>2026-06-30</w:t>
       <w:br/>
       <w:br/>
     </w:r>

--- a/tillsyn/A 18146-2023 tillsynsbegäran.docx
+++ b/tillsyn/A 18146-2023 tillsynsbegäran.docx
@@ -503,7 +503,7 @@
     <w:r>
       <w:tab/>
       <w:tab/>
-      <w:t>2026-06-30</w:t>
+      <w:t>2026-07-01</w:t>
       <w:br/>
       <w:br/>
     </w:r>

--- a/tillsyn/A 18146-2023 tillsynsbegäran.docx
+++ b/tillsyn/A 18146-2023 tillsynsbegäran.docx
@@ -503,7 +503,7 @@
     <w:r>
       <w:tab/>
       <w:tab/>
-      <w:t>2026-07-01</w:t>
+      <w:t>2026-07-02</w:t>
       <w:br/>
       <w:br/>
     </w:r>

--- a/tillsyn/A 18146-2023 tillsynsbegäran.docx
+++ b/tillsyn/A 18146-2023 tillsynsbegäran.docx
@@ -503,7 +503,7 @@
     <w:r>
       <w:tab/>
       <w:tab/>
-      <w:t>2026-07-13</w:t>
+      <w:t>2026-07-14</w:t>
       <w:br/>
       <w:br/>
     </w:r>

--- a/tillsyn/A 18146-2023 tillsynsbegäran.docx
+++ b/tillsyn/A 18146-2023 tillsynsbegäran.docx
@@ -503,7 +503,7 @@
     <w:r>
       <w:tab/>
       <w:tab/>
-      <w:t>2026-07-14</w:t>
+      <w:t>2026-07-15</w:t>
       <w:br/>
       <w:br/>
     </w:r>

--- a/tillsyn/A 18146-2023 tillsynsbegäran.docx
+++ b/tillsyn/A 18146-2023 tillsynsbegäran.docx
@@ -503,7 +503,7 @@
     <w:r>
       <w:tab/>
       <w:tab/>
-      <w:t>2026-07-15</w:t>
+      <w:t>2026-07-16</w:t>
       <w:br/>
       <w:br/>
     </w:r>

--- a/tillsyn/A 18146-2023 tillsynsbegäran.docx
+++ b/tillsyn/A 18146-2023 tillsynsbegäran.docx
@@ -503,7 +503,7 @@
     <w:r>
       <w:tab/>
       <w:tab/>
-      <w:t>2026-07-16</w:t>
+      <w:t>2026-07-17</w:t>
       <w:br/>
       <w:br/>
     </w:r>

--- a/tillsyn/A 18146-2023 tillsynsbegäran.docx
+++ b/tillsyn/A 18146-2023 tillsynsbegäran.docx
@@ -503,7 +503,7 @@
     <w:r>
       <w:tab/>
       <w:tab/>
-      <w:t>2026-07-17</w:t>
+      <w:t>2026-07-18</w:t>
       <w:br/>
       <w:br/>
     </w:r>

--- a/tillsyn/A 18146-2023 tillsynsbegäran.docx
+++ b/tillsyn/A 18146-2023 tillsynsbegäran.docx
@@ -503,7 +503,7 @@
     <w:r>
       <w:tab/>
       <w:tab/>
-      <w:t>2026-07-18</w:t>
+      <w:t>2026-07-19</w:t>
       <w:br/>
       <w:br/>
     </w:r>

--- a/tillsyn/A 18146-2023 tillsynsbegäran.docx
+++ b/tillsyn/A 18146-2023 tillsynsbegäran.docx
@@ -503,7 +503,7 @@
     <w:r>
       <w:tab/>
       <w:tab/>
-      <w:t>2026-07-19</w:t>
+      <w:t>2026-07-20</w:t>
       <w:br/>
       <w:br/>
     </w:r>

--- a/tillsyn/A 18146-2023 tillsynsbegäran.docx
+++ b/tillsyn/A 18146-2023 tillsynsbegäran.docx
@@ -503,7 +503,7 @@
     <w:r>
       <w:tab/>
       <w:tab/>
-      <w:t>2026-07-20</w:t>
+      <w:t>2026-07-21</w:t>
       <w:br/>
       <w:br/>
     </w:r>

--- a/tillsyn/A 18146-2023 tillsynsbegäran.docx
+++ b/tillsyn/A 18146-2023 tillsynsbegäran.docx
@@ -503,7 +503,7 @@
     <w:r>
       <w:tab/>
       <w:tab/>
-      <w:t>2026-07-21</w:t>
+      <w:t>2026-07-22</w:t>
       <w:br/>
       <w:br/>
     </w:r>

--- a/tillsyn/A 18146-2023 tillsynsbegäran.docx
+++ b/tillsyn/A 18146-2023 tillsynsbegäran.docx
@@ -503,7 +503,7 @@
     <w:r>
       <w:tab/>
       <w:tab/>
-      <w:t>2026-07-22</w:t>
+      <w:t>2026-07-23</w:t>
       <w:br/>
       <w:br/>
     </w:r>

--- a/tillsyn/A 18146-2023 tillsynsbegäran.docx
+++ b/tillsyn/A 18146-2023 tillsynsbegäran.docx
@@ -503,7 +503,7 @@
     <w:r>
       <w:tab/>
       <w:tab/>
-      <w:t>2026-07-23</w:t>
+      <w:t>2026-07-24</w:t>
       <w:br/>
       <w:br/>
     </w:r>

--- a/tillsyn/A 18146-2023 tillsynsbegäran.docx
+++ b/tillsyn/A 18146-2023 tillsynsbegäran.docx
@@ -503,7 +503,7 @@
     <w:r>
       <w:tab/>
       <w:tab/>
-      <w:t>2026-07-24</w:t>
+      <w:t>2026-07-25</w:t>
       <w:br/>
       <w:br/>
     </w:r>

--- a/tillsyn/A 18146-2023 tillsynsbegäran.docx
+++ b/tillsyn/A 18146-2023 tillsynsbegäran.docx
@@ -503,7 +503,7 @@
     <w:r>
       <w:tab/>
       <w:tab/>
-      <w:t>2026-07-25</w:t>
+      <w:t>2026-07-26</w:t>
       <w:br/>
       <w:br/>
     </w:r>

--- a/tillsyn/A 18146-2023 tillsynsbegäran.docx
+++ b/tillsyn/A 18146-2023 tillsynsbegäran.docx
@@ -503,7 +503,7 @@
     <w:r>
       <w:tab/>
       <w:tab/>
-      <w:t>2026-07-26</w:t>
+      <w:t>2026-07-27</w:t>
       <w:br/>
       <w:br/>
     </w:r>

--- a/tillsyn/A 18146-2023 tillsynsbegäran.docx
+++ b/tillsyn/A 18146-2023 tillsynsbegäran.docx
@@ -503,7 +503,7 @@
     <w:r>
       <w:tab/>
       <w:tab/>
-      <w:t>2026-07-27</w:t>
+      <w:t>2026-07-28</w:t>
       <w:br/>
       <w:br/>
     </w:r>

--- a/tillsyn/A 18146-2023 tillsynsbegäran.docx
+++ b/tillsyn/A 18146-2023 tillsynsbegäran.docx
@@ -503,7 +503,7 @@
     <w:r>
       <w:tab/>
       <w:tab/>
-      <w:t>2026-07-28</w:t>
+      <w:t>2026-07-29</w:t>
       <w:br/>
       <w:br/>
     </w:r>

--- a/tillsyn/A 18146-2023 tillsynsbegäran.docx
+++ b/tillsyn/A 18146-2023 tillsynsbegäran.docx
@@ -503,7 +503,7 @@
     <w:r>
       <w:tab/>
       <w:tab/>
-      <w:t>2026-07-29</w:t>
+      <w:t>2026-07-30</w:t>
       <w:br/>
       <w:br/>
     </w:r>

--- a/tillsyn/A 18146-2023 tillsynsbegäran.docx
+++ b/tillsyn/A 18146-2023 tillsynsbegäran.docx
@@ -503,7 +503,7 @@
     <w:r>
       <w:tab/>
       <w:tab/>
-      <w:t>2026-07-30</w:t>
+      <w:t>2026-07-31</w:t>
       <w:br/>
       <w:br/>
     </w:r>

--- a/tillsyn/A 18146-2023 tillsynsbegäran.docx
+++ b/tillsyn/A 18146-2023 tillsynsbegäran.docx
@@ -503,7 +503,7 @@
     <w:r>
       <w:tab/>
       <w:tab/>
-      <w:t>2026-07-31</w:t>
+      <w:t>2026-08-01</w:t>
       <w:br/>
       <w:br/>
     </w:r>

--- a/tillsyn/A 18146-2023 tillsynsbegäran.docx
+++ b/tillsyn/A 18146-2023 tillsynsbegäran.docx
@@ -503,7 +503,7 @@
     <w:r>
       <w:tab/>
       <w:tab/>
-      <w:t>2026-08-01</w:t>
+      <w:t>2026-08-02</w:t>
       <w:br/>
       <w:br/>
     </w:r>

--- a/tillsyn/A 18146-2023 tillsynsbegäran.docx
+++ b/tillsyn/A 18146-2023 tillsynsbegäran.docx
@@ -503,7 +503,7 @@
     <w:r>
       <w:tab/>
       <w:tab/>
-      <w:t>2026-08-02</w:t>
+      <w:t>2026-08-03</w:t>
       <w:br/>
       <w:br/>
     </w:r>

--- a/tillsyn/A 18146-2023 tillsynsbegäran.docx
+++ b/tillsyn/A 18146-2023 tillsynsbegäran.docx
@@ -503,7 +503,7 @@
     <w:r>
       <w:tab/>
       <w:tab/>
-      <w:t>2026-08-03</w:t>
+      <w:t>2026-08-05</w:t>
       <w:br/>
       <w:br/>
     </w:r>

--- a/tillsyn/A 18146-2023 tillsynsbegäran.docx
+++ b/tillsyn/A 18146-2023 tillsynsbegäran.docx
@@ -503,7 +503,7 @@
     <w:r>
       <w:tab/>
       <w:tab/>
-      <w:t>2026-08-05</w:t>
+      <w:t>2026-08-07</w:t>
       <w:br/>
       <w:br/>
     </w:r>

--- a/tillsyn/A 18146-2023 tillsynsbegäran.docx
+++ b/tillsyn/A 18146-2023 tillsynsbegäran.docx
@@ -503,7 +503,7 @@
     <w:r>
       <w:tab/>
       <w:tab/>
-      <w:t>2026-08-07</w:t>
+      <w:t>2026-08-08</w:t>
       <w:br/>
       <w:br/>
     </w:r>

--- a/tillsyn/A 18146-2023 tillsynsbegäran.docx
+++ b/tillsyn/A 18146-2023 tillsynsbegäran.docx
@@ -60,7 +60,7 @@
         <w:spacing w:after="240"/>
       </w:pPr>
       <w:r>
-        <w:t>Figur 1. Fyndplatser för naturvårdsarter inom 15 meter från avverkningsanmälan. Markörer utan svart kant är placerade på fyndplatsen. Markörer med svart kant är placerade vid sidan av fyndplatsen har ett svart streck som visar fyndplatsens exakta position. Kartans mittpunktskoordinat är N 6541754, E 494425 i SWEREF 99 TM.</w:t>
+        <w:t>Figur 1. Fyndplatser för naturvårdsarter inom 15 meter från avverkningsanmälan. Markörer utan svart kant är placerade på fyndplatsen. Markörer med svart kant är placerade vid sidan av fyndplatsen och har ett svart streck som visar fyndplatsens exakta position. Kartans mittpunktskoordinat är N 6541754, E 494425 i SWEREF 99 TM.</w:t>
       </w:r>
     </w:p>
     <w:p>
@@ -503,7 +503,7 @@
     <w:r>
       <w:tab/>
       <w:tab/>
-      <w:t>2026-08-14</w:t>
+      <w:t>2026-08-15</w:t>
       <w:br/>
       <w:br/>
     </w:r>

--- a/tillsyn/A 18146-2023 tillsynsbegäran.docx
+++ b/tillsyn/A 18146-2023 tillsynsbegäran.docx
@@ -503,7 +503,7 @@
     <w:r>
       <w:tab/>
       <w:tab/>
-      <w:t>2026-08-15</w:t>
+      <w:t>2026-08-16</w:t>
       <w:br/>
       <w:br/>
     </w:r>

--- a/tillsyn/A 18146-2023 tillsynsbegäran.docx
+++ b/tillsyn/A 18146-2023 tillsynsbegäran.docx
@@ -503,7 +503,7 @@
     <w:r>
       <w:tab/>
       <w:tab/>
-      <w:t>2026-08-16</w:t>
+      <w:t>2026-08-17</w:t>
       <w:br/>
       <w:br/>
     </w:r>

--- a/tillsyn/A 18146-2023 tillsynsbegäran.docx
+++ b/tillsyn/A 18146-2023 tillsynsbegäran.docx
@@ -503,7 +503,7 @@
     <w:r>
       <w:tab/>
       <w:tab/>
-      <w:t>2026-08-17</w:t>
+      <w:t>2026-08-18</w:t>
       <w:br/>
       <w:br/>
     </w:r>

--- a/tillsyn/A 18146-2023 tillsynsbegäran.docx
+++ b/tillsyn/A 18146-2023 tillsynsbegäran.docx
@@ -503,7 +503,7 @@
     <w:r>
       <w:tab/>
       <w:tab/>
-      <w:t>2026-08-18</w:t>
+      <w:t>2026-08-19</w:t>
       <w:br/>
       <w:br/>
     </w:r>

--- a/tillsyn/A 18146-2023 tillsynsbegäran.docx
+++ b/tillsyn/A 18146-2023 tillsynsbegäran.docx
@@ -503,7 +503,7 @@
     <w:r>
       <w:tab/>
       <w:tab/>
-      <w:t>2026-08-19</w:t>
+      <w:t>2026-08-20</w:t>
       <w:br/>
       <w:br/>
     </w:r>

--- a/tillsyn/A 18146-2023 tillsynsbegäran.docx
+++ b/tillsyn/A 18146-2023 tillsynsbegäran.docx
@@ -503,7 +503,7 @@
     <w:r>
       <w:tab/>
       <w:tab/>
-      <w:t>2026-08-20</w:t>
+      <w:t>2026-08-21</w:t>
       <w:br/>
       <w:br/>
     </w:r>

--- a/tillsyn/A 18146-2023 tillsynsbegäran.docx
+++ b/tillsyn/A 18146-2023 tillsynsbegäran.docx
@@ -503,7 +503,7 @@
     <w:r>
       <w:tab/>
       <w:tab/>
-      <w:t>2026-08-21</w:t>
+      <w:t>2026-08-22</w:t>
       <w:br/>
       <w:br/>
     </w:r>

--- a/tillsyn/A 18146-2023 tillsynsbegäran.docx
+++ b/tillsyn/A 18146-2023 tillsynsbegäran.docx
@@ -503,7 +503,7 @@
     <w:r>
       <w:tab/>
       <w:tab/>
-      <w:t>2026-08-22</w:t>
+      <w:t>2026-08-23</w:t>
       <w:br/>
       <w:br/>
     </w:r>

--- a/tillsyn/A 18146-2023 tillsynsbegäran.docx
+++ b/tillsyn/A 18146-2023 tillsynsbegäran.docx
@@ -503,7 +503,7 @@
     <w:r>
       <w:tab/>
       <w:tab/>
-      <w:t>2026-08-23</w:t>
+      <w:t>2026-08-24</w:t>
       <w:br/>
       <w:br/>
     </w:r>

--- a/tillsyn/A 18146-2023 tillsynsbegäran.docx
+++ b/tillsyn/A 18146-2023 tillsynsbegäran.docx
@@ -503,7 +503,7 @@
     <w:r>
       <w:tab/>
       <w:tab/>
-      <w:t>2026-08-24</w:t>
+      <w:t>2026-08-25</w:t>
       <w:br/>
       <w:br/>
     </w:r>

--- a/tillsyn/A 18146-2023 tillsynsbegäran.docx
+++ b/tillsyn/A 18146-2023 tillsynsbegäran.docx
@@ -503,7 +503,7 @@
     <w:r>
       <w:tab/>
       <w:tab/>
-      <w:t>2026-08-25</w:t>
+      <w:t>2026-08-26</w:t>
       <w:br/>
       <w:br/>
     </w:r>

--- a/tillsyn/A 18146-2023 tillsynsbegäran.docx
+++ b/tillsyn/A 18146-2023 tillsynsbegäran.docx
@@ -503,7 +503,7 @@
     <w:r>
       <w:tab/>
       <w:tab/>
-      <w:t>2026-08-26</w:t>
+      <w:t>2026-08-27</w:t>
       <w:br/>
       <w:br/>
     </w:r>

--- a/tillsyn/A 18146-2023 tillsynsbegäran.docx
+++ b/tillsyn/A 18146-2023 tillsynsbegäran.docx
@@ -503,7 +503,7 @@
     <w:r>
       <w:tab/>
       <w:tab/>
-      <w:t>2026-08-27</w:t>
+      <w:t>2026-08-28</w:t>
       <w:br/>
       <w:br/>
     </w:r>

--- a/tillsyn/A 18146-2023 tillsynsbegäran.docx
+++ b/tillsyn/A 18146-2023 tillsynsbegäran.docx
@@ -503,7 +503,7 @@
     <w:r>
       <w:tab/>
       <w:tab/>
-      <w:t>2026-08-28</w:t>
+      <w:t>2026-08-29</w:t>
       <w:br/>
       <w:br/>
     </w:r>

--- a/tillsyn/A 18146-2023 tillsynsbegäran.docx
+++ b/tillsyn/A 18146-2023 tillsynsbegäran.docx
@@ -503,7 +503,7 @@
     <w:r>
       <w:tab/>
       <w:tab/>
-      <w:t>2026-08-29</w:t>
+      <w:t>2026-08-31</w:t>
       <w:br/>
       <w:br/>
     </w:r>

--- a/tillsyn/A 18146-2023 tillsynsbegäran.docx
+++ b/tillsyn/A 18146-2023 tillsynsbegäran.docx
@@ -503,7 +503,7 @@
     <w:r>
       <w:tab/>
       <w:tab/>
-      <w:t>2026-08-31</w:t>
+      <w:t>2026-09-01</w:t>
       <w:br/>
       <w:br/>
     </w:r>

--- a/tillsyn/A 18146-2023 tillsynsbegäran.docx
+++ b/tillsyn/A 18146-2023 tillsynsbegäran.docx
@@ -503,7 +503,7 @@
     <w:r>
       <w:tab/>
       <w:tab/>
-      <w:t>2026-09-01</w:t>
+      <w:t>2026-09-02</w:t>
       <w:br/>
       <w:br/>
     </w:r>

--- a/tillsyn/A 18146-2023 tillsynsbegäran.docx
+++ b/tillsyn/A 18146-2023 tillsynsbegäran.docx
@@ -503,7 +503,7 @@
     <w:r>
       <w:tab/>
       <w:tab/>
-      <w:t>2026-09-02</w:t>
+      <w:t>2026-09-03</w:t>
       <w:br/>
       <w:br/>
     </w:r>

--- a/tillsyn/A 18146-2023 tillsynsbegäran.docx
+++ b/tillsyn/A 18146-2023 tillsynsbegäran.docx
@@ -503,7 +503,7 @@
     <w:r>
       <w:tab/>
       <w:tab/>
-      <w:t>2026-09-03</w:t>
+      <w:t>2026-09-04</w:t>
       <w:br/>
       <w:br/>
     </w:r>

--- a/tillsyn/A 18146-2023 tillsynsbegäran.docx
+++ b/tillsyn/A 18146-2023 tillsynsbegäran.docx
@@ -503,7 +503,7 @@
     <w:r>
       <w:tab/>
       <w:tab/>
-      <w:t>2026-09-04</w:t>
+      <w:t>2026-09-05</w:t>
       <w:br/>
       <w:br/>
     </w:r>

--- a/tillsyn/A 18146-2023 tillsynsbegäran.docx
+++ b/tillsyn/A 18146-2023 tillsynsbegäran.docx
@@ -503,7 +503,7 @@
     <w:r>
       <w:tab/>
       <w:tab/>
-      <w:t>2026-09-05</w:t>
+      <w:t>2026-09-06</w:t>
       <w:br/>
       <w:br/>
     </w:r>

--- a/tillsyn/A 18146-2023 tillsynsbegäran.docx
+++ b/tillsyn/A 18146-2023 tillsynsbegäran.docx
@@ -503,7 +503,7 @@
     <w:r>
       <w:tab/>
       <w:tab/>
-      <w:t>2026-09-06</w:t>
+      <w:t>2026-09-07</w:t>
       <w:br/>
       <w:br/>
     </w:r>

--- a/tillsyn/A 18146-2023 tillsynsbegäran.docx
+++ b/tillsyn/A 18146-2023 tillsynsbegäran.docx
@@ -503,7 +503,7 @@
     <w:r>
       <w:tab/>
       <w:tab/>
-      <w:t>2026-09-07</w:t>
+      <w:t>2026-09-08</w:t>
       <w:br/>
       <w:br/>
     </w:r>

--- a/tillsyn/A 18146-2023 tillsynsbegäran.docx
+++ b/tillsyn/A 18146-2023 tillsynsbegäran.docx
@@ -503,7 +503,7 @@
     <w:r>
       <w:tab/>
       <w:tab/>
-      <w:t>2026-09-08</w:t>
+      <w:t>2026-09-09</w:t>
       <w:br/>
       <w:br/>
     </w:r>

--- a/tillsyn/A 18146-2023 tillsynsbegäran.docx
+++ b/tillsyn/A 18146-2023 tillsynsbegäran.docx
@@ -503,7 +503,7 @@
     <w:r>
       <w:tab/>
       <w:tab/>
-      <w:t>2026-09-09</w:t>
+      <w:t>2026-09-10</w:t>
       <w:br/>
       <w:br/>
     </w:r>

--- a/tillsyn/A 18146-2023 tillsynsbegäran.docx
+++ b/tillsyn/A 18146-2023 tillsynsbegäran.docx
@@ -503,7 +503,7 @@
     <w:r>
       <w:tab/>
       <w:tab/>
-      <w:t>2026-09-10</w:t>
+      <w:t>2026-09-11</w:t>
       <w:br/>
       <w:br/>
     </w:r>

--- a/tillsyn/A 18146-2023 tillsynsbegäran.docx
+++ b/tillsyn/A 18146-2023 tillsynsbegäran.docx
@@ -503,7 +503,7 @@
     <w:r>
       <w:tab/>
       <w:tab/>
-      <w:t>2026-09-11</w:t>
+      <w:t>2026-09-12</w:t>
       <w:br/>
       <w:br/>
     </w:r>
